--- a/docs/BMODD_Reproducibility_Manual_KO.docx
+++ b/docs/BMODD_Reproducibility_Manual_KO.docx
@@ -34,6 +34,46 @@
         <w:t>이 안내서는 고정된 사업보고서 원문에서 BMODD와 NonBMODD를 다시 집계하고, 동봉한 재무·시장자료와 결합하여 논문의 보존된 회귀모형을 실행하는 절차를 설명한다. 처음 사용하는 연구자도 원본 소스의 경로를 고치거나 중간 수치를 옮겨 적지 않고 공개 진입점 하나로 계산할 수 있도록 구성하였다.</w:t>
       </w:r>
     </w:p>
+    <ns0:p xmlns:ns0="http://schemas.openxmlformats.org/wordprocessingml/2006/main">
+      <ns0:pPr>
+        <ns0:pStyle ns0:val="Heading1"/>
+      </ns0:pPr>
+      <ns0:r>
+        <ns0:t>규칙 기반 문장분류를 사용하는 이유</ns0:t>
+      </ns0:r>
+    </ns0:p>
+    <ns0:p xmlns:ns0="http://schemas.openxmlformats.org/wordprocessingml/2006/main">
+      <ns0:pPr>
+        <ns0:jc ns0:val="left"/>
+      </ns0:pPr>
+      <ns0:r>
+        <ns0:t>이 연구는 기업의 디지털 공시가 어떤 방향을 담고 있는지를 측정한다. 디지털 기술을 언급한 문장이라도 기술 소개, 외부 시장 동향, 해당 기업의 구체적 활동은 연구상 의미가 다르다. 특히 고객·서비스·채널·거래·수익과 연결된 공시를 구분해야 비즈니스 모델 지향 디지털 공시(BMODD)와 후속 경영효율의 관계를 분석할 수 있다.</ns0:t>
+      </ns0:r>
+    </ns0:p>
+    <ns0:p xmlns:ns0="http://schemas.openxmlformats.org/wordprocessingml/2006/main">
+      <ns0:pPr>
+        <ns0:jc ns0:val="left"/>
+      </ns0:pPr>
+      <ns0:r>
+        <ns0:t>Python 분류는 이러한 개념 구분을 현재 잠금자료의 25,041,971개 문장 단위에 같은 절차로 적용하기 위한 구현이다. 문장 내용과 함께 기업명·보고연도에 관한 조건을 적용하고, 판정 결과를 기업연도별 공시비율로 집계한다. 연구자는 각 공시변수가 어떤 원문과 규칙에서 산출되었는지 확인하면서 기업과 연도에 걸친 분석을 수행할 수 있다.</ns0:t>
+      </ns0:r>
+    </ns0:p>
+    <ns0:p xmlns:ns0="http://schemas.openxmlformats.org/wordprocessingml/2006/main">
+      <ns0:pPr>
+        <ns0:jc ns0:val="left"/>
+      </ns0:pPr>
+      <ns0:r>
+        <ns0:t>판정에서는 디지털 관련성(C), 기업 활동의 구체성과 실질성(S), 사업모델 연결(B)을 구분해 기록한다. NonBMODD는 실질적 디지털 문장 중 BMODD 규칙에 해당하지 않는 잔여범주다. 이 구분은 디지털 공시의 총량과 그 안에서 사업모델을 지향하는 공시를 나누어 살펴보기 위한 것으로, NonBMODD 전체를 내부 시스템이나 기술 인프라 활동으로 해석하지 않는다.</ns0:t>
+      </ns0:r>
+    </ns0:p>
+    <ns0:p xmlns:ns0="http://schemas.openxmlformats.org/wordprocessingml/2006/main">
+      <ns0:pPr>
+        <ns0:jc ns0:val="left"/>
+      </ns0:pPr>
+      <ns0:r>
+        <ns0:t>규칙 기반 방법에서는 독자가 어휘, 문맥 조건, 제외 규칙과 적용 순서를 직접 검토할 수 있다. 공개된 코드와 기준을 대조하여 개별 문장의 판정과 기업연도 지표의 산출 과정을 확인할 수 있다는 점이 이 설계의 중요한 이유다. Python은 이 절차를 일관되게 실행하는 도구이며, 코드북의 개념적 판단은 어휘와 정규표현식으로 근사한다. 따라서 실행의 재현성과 인간 코딩에 대한 분류 성능은 구분해 평가한다.</ns0:t>
+      </ns0:r>
+    </ns0:p>
     <w:p>
       <w:pPr>
         <w:pStyle w:val="Heading1"/>
